--- a/politica-controle-tecnologico/arquivos/Anexo_6_Parametros_Controle_Aceitacao_R00.docx
+++ b/politica-controle-tecnologico/arquivos/Anexo_6_Parametros_Controle_Aceitacao_R00.docx
@@ -5137,7 +5137,7 @@
         <w:noProof/>
       </w:rPr>
       <w:drawing>
-        <wp:inline distT="0" distB="0" distL="0" distR="0" wp14:anchorId="1304430C" wp14:editId="258CDC88">
+        <wp:inline distT="0" distB="0" distL="0" distR="0" wp14:anchorId="29BFD973" wp14:editId="4005D03E">
           <wp:extent cx="1872000" cy="501930"/>
           <wp:effectExtent l="0" t="0" r="0" b="0"/>
           <wp:docPr id="1" name="Picture 1"/>
@@ -5349,31 +5349,31 @@
       </w:rPr>
     </w:lvl>
   </w:abstractNum>
-  <w:num w:numId="1" w16cid:durableId="305086030">
+  <w:num w:numId="1" w16cid:durableId="433090629">
     <w:abstractNumId w:val="8"/>
   </w:num>
-  <w:num w:numId="2" w16cid:durableId="1844735591">
+  <w:num w:numId="2" w16cid:durableId="1948075884">
     <w:abstractNumId w:val="6"/>
   </w:num>
-  <w:num w:numId="3" w16cid:durableId="1875725972">
+  <w:num w:numId="3" w16cid:durableId="2106804995">
     <w:abstractNumId w:val="5"/>
   </w:num>
-  <w:num w:numId="4" w16cid:durableId="168179885">
+  <w:num w:numId="4" w16cid:durableId="881554165">
     <w:abstractNumId w:val="4"/>
   </w:num>
-  <w:num w:numId="5" w16cid:durableId="743377260">
+  <w:num w:numId="5" w16cid:durableId="1373308023">
     <w:abstractNumId w:val="7"/>
   </w:num>
-  <w:num w:numId="6" w16cid:durableId="1622807186">
+  <w:num w:numId="6" w16cid:durableId="613633263">
     <w:abstractNumId w:val="3"/>
   </w:num>
-  <w:num w:numId="7" w16cid:durableId="1348867001">
+  <w:num w:numId="7" w16cid:durableId="799152867">
     <w:abstractNumId w:val="2"/>
   </w:num>
-  <w:num w:numId="8" w16cid:durableId="3483417">
+  <w:num w:numId="8" w16cid:durableId="1036196530">
     <w:abstractNumId w:val="1"/>
   </w:num>
-  <w:num w:numId="9" w16cid:durableId="252935744">
+  <w:num w:numId="9" w16cid:durableId="678969044">
     <w:abstractNumId w:val="0"/>
   </w:num>
 </w:numbering>
